--- a/swh/docx/28.content.docx
+++ b/swh/docx/28.content.docx
@@ -19,7 +19,7 @@
         <w:rPr>
           <w:lang w:val="sw_KE" w:bidi="sw_KE"/>
         </w:rPr>
-        <w:t>Resource: Maelezo ya Masomo - Machapisho ya Vitabu (Tyndale)</w:t>
+        <w:t>Resource: Tyndale Open Study Notes</w:t>
       </w:r>
       <w:r>
         <w:rPr>
@@ -112,7 +112,7 @@
         <w:rPr>
           <w:lang w:val="sw_KE" w:bidi="sw_KE"/>
         </w:rPr>
-        <w:t>Maelezo ya Masomo - Machapisho ya Vitabu (Tyndale)</w:t>
+        <w:t>Tyndale Open Study Notes</w:t>
       </w:r>
     </w:p>
     <w:p>

--- a/swh/docx/28.content.docx
+++ b/swh/docx/28.content.docx
@@ -19,7 +19,7 @@
         <w:rPr>
           <w:lang w:val="sw_KE" w:bidi="sw_KE"/>
         </w:rPr>
-        <w:t>Resource: Tyndale Open Study Notes</w:t>
+        <w:t>Resource: Aquifer Open Study Notes (Book Intros)</w:t>
       </w:r>
       <w:r>
         <w:rPr>
@@ -112,7 +112,7 @@
         <w:rPr>
           <w:lang w:val="sw_KE" w:bidi="sw_KE"/>
         </w:rPr>
-        <w:t>Tyndale Open Study Notes</w:t>
+        <w:t>Aquifer Open Study Notes (Book Intros)</w:t>
       </w:r>
     </w:p>
     <w:p>

--- a/swh/docx/28.content.docx
+++ b/swh/docx/28.content.docx
@@ -258,36 +258,24 @@
         </w:rPr>
         <w:t>Vipindi vichache katika Israeli ya kale vilikuwa na machafuko zaidi kuliko katikati ya miaka ya 700 Kabla ya Kristo (KK). Hosea alianza huduma yake katika ufalme wa kaskazini kuelekea mwisho wa utawala mrefu na thabiti wa Yeroboamu II (793–753 KK). Ingawa alikuwa mfalme mwovu (</w:t>
       </w:r>
-      <w:hyperlink r:id="rId13">
-        <w:r>
-          <w:rPr>
-            <w:lang w:val="sw_KE" w:bidi="sw_KE"/>
-          </w:rPr>
-          <w:rPr>
-            <w:color w:val="0000EE"/>
-            <w:u w:val="single"/>
-          </w:rPr>
-          <w:t>2 Fal 14:23–24</w:t>
-        </w:r>
-      </w:hyperlink>
+      <w:r>
+        <w:rPr>
+          <w:lang w:val="sw_KE" w:bidi="sw_KE"/>
+        </w:rPr>
+        <w:t>2 Fal 14:23–24</w:t>
+      </w:r>
       <w:r>
         <w:rPr>
           <w:lang w:val="sw_KE" w:bidi="sw_KE"/>
         </w:rPr>
         <w:t>), Yeroboamu alikuwa kiongozi mwenye nguvu na uwezo ambaye alipanua mipaka ya Israeli kwa kiwango ambacho hakijaonekana tangu siku za utukufu za Daudi na Solomoni (</w:t>
       </w:r>
-      <w:hyperlink r:id="rId14">
-        <w:r>
-          <w:rPr>
-            <w:lang w:val="sw_KE" w:bidi="sw_KE"/>
-          </w:rPr>
-          <w:rPr>
-            <w:color w:val="0000EE"/>
-            <w:u w:val="single"/>
-          </w:rPr>
-          <w:t>2 Fal 14:25–28</w:t>
-        </w:r>
-      </w:hyperlink>
+      <w:r>
+        <w:rPr>
+          <w:lang w:val="sw_KE" w:bidi="sw_KE"/>
+        </w:rPr>
+        <w:t>2 Fal 14:25–28</w:t>
+      </w:r>
       <w:r>
         <w:rPr>
           <w:lang w:val="sw_KE" w:bidi="sw_KE"/>
@@ -355,18 +343,12 @@
           <w:lang w:val="sw_KE" w:bidi="sw_KE"/>
         </w:rPr>
       </w:r>
-      <w:hyperlink r:id="rId15">
-        <w:r>
-          <w:rPr>
-            <w:lang w:val="sw_KE" w:bidi="sw_KE"/>
-          </w:rPr>
-          <w:rPr>
-            <w:color w:val="0000EE"/>
-            <w:u w:val="single"/>
-          </w:rPr>
-          <w:t>Sura 1–3</w:t>
-        </w:r>
-      </w:hyperlink>
+      <w:r>
+        <w:rPr>
+          <w:lang w:val="sw_KE" w:bidi="sw_KE"/>
+        </w:rPr>
+        <w:t>Sura 1–3</w:t>
+      </w:r>
       <w:r>
         <w:rPr>
           <w:lang w:val="sw_KE" w:bidi="sw_KE"/>
@@ -381,18 +363,12 @@
           <w:lang w:val="sw_KE" w:bidi="sw_KE"/>
         </w:rPr>
       </w:r>
-      <w:hyperlink r:id="rId16">
-        <w:r>
-          <w:rPr>
-            <w:lang w:val="sw_KE" w:bidi="sw_KE"/>
-          </w:rPr>
-          <w:rPr>
-            <w:color w:val="0000EE"/>
-            <w:u w:val="single"/>
-          </w:rPr>
-          <w:t>Sura 4–14</w:t>
-        </w:r>
-      </w:hyperlink>
+      <w:r>
+        <w:rPr>
+          <w:lang w:val="sw_KE" w:bidi="sw_KE"/>
+        </w:rPr>
+        <w:t>Sura 4–14</w:t>
+      </w:r>
       <w:r>
         <w:rPr>
           <w:lang w:val="sw_KE" w:bidi="sw_KE"/>
@@ -424,18 +400,12 @@
         </w:rPr>
         <w:t>Hatuna taarifa nyingine kuhusu nabii Hosea isipokuwa kitabu hiki. Tunajua jina la baba yake (</w:t>
       </w:r>
-      <w:hyperlink r:id="rId17">
-        <w:r>
-          <w:rPr>
-            <w:lang w:val="sw_KE" w:bidi="sw_KE"/>
-          </w:rPr>
-          <w:rPr>
-            <w:color w:val="0000EE"/>
-            <w:u w:val="single"/>
-          </w:rPr>
-          <w:t>1:1</w:t>
-        </w:r>
-      </w:hyperlink>
+      <w:r>
+        <w:rPr>
+          <w:lang w:val="sw_KE" w:bidi="sw_KE"/>
+        </w:rPr>
+        <w:t>1:1</w:t>
+      </w:r>
       <w:r>
         <w:rPr>
           <w:lang w:val="sw_KE" w:bidi="sw_KE"/>
@@ -456,18 +426,12 @@
         </w:rPr>
         <w:t xml:space="preserve">Hosea alitabiri kwa ufalme wa kaskazini wa Israeli kuanzia takriban mwaka 760 KK hadi muda mfupi kabla ya kuanguka kwa Israeli mwaka 722 KK (tazama </w:t>
       </w:r>
-      <w:hyperlink r:id="rId17">
-        <w:r>
-          <w:rPr>
-            <w:lang w:val="sw_KE" w:bidi="sw_KE"/>
-          </w:rPr>
-          <w:rPr>
-            <w:color w:val="0000EE"/>
-            <w:u w:val="single"/>
-          </w:rPr>
-          <w:t>1:1</w:t>
-        </w:r>
-      </w:hyperlink>
+      <w:r>
+        <w:rPr>
+          <w:lang w:val="sw_KE" w:bidi="sw_KE"/>
+        </w:rPr>
+        <w:t>1:1</w:t>
+      </w:r>
       <w:r>
         <w:rPr>
           <w:lang w:val="sw_KE" w:bidi="sw_KE"/>
